--- a/ex7 多普勒效应测声速/2024382026陈冠宇 多普勒效应测声速.docx
+++ b/ex7 多普勒效应测声速/2024382026陈冠宇 多普勒效应测声速.docx
@@ -948,17 +948,11 @@
         </w:rPr>
       </w:pPr>
       <w:r>
-        <w:rPr>
-          <w:b/>
-          <w:sz w:val="28"/>
-          <w:szCs w:val="28"/>
-          <w:u w:val="single"/>
-        </w:rPr>
         <w:drawing>
           <wp:inline distT="0" distB="0" distL="114300" distR="114300">
-            <wp:extent cx="5179695" cy="2075180"/>
-            <wp:effectExtent l="0" t="0" r="1905" b="7620"/>
-            <wp:docPr id="5" name="图片 1"/>
+            <wp:extent cx="5272405" cy="1637665"/>
+            <wp:effectExtent l="0" t="0" r="10795" b="635"/>
+            <wp:docPr id="9" name="图片 2"/>
             <wp:cNvGraphicFramePr>
               <a:graphicFrameLocks xmlns:a="http://schemas.openxmlformats.org/drawingml/2006/main" noChangeAspect="1"/>
             </wp:cNvGraphicFramePr>
@@ -966,7 +960,7 @@
               <a:graphicData uri="http://schemas.openxmlformats.org/drawingml/2006/picture">
                 <pic:pic xmlns:pic="http://schemas.openxmlformats.org/drawingml/2006/picture">
                   <pic:nvPicPr>
-                    <pic:cNvPr id="5" name="图片 1"/>
+                    <pic:cNvPr id="9" name="图片 2"/>
                     <pic:cNvPicPr>
                       <a:picLocks noChangeAspect="1"/>
                     </pic:cNvPicPr>
@@ -980,7 +974,7 @@
                   <pic:spPr>
                     <a:xfrm>
                       <a:off x="0" y="0"/>
-                      <a:ext cx="5179695" cy="2075180"/>
+                      <a:ext cx="5272405" cy="1637665"/>
                     </a:xfrm>
                     <a:prstGeom prst="rect">
                       <a:avLst/>
@@ -996,6 +990,8 @@
           </wp:inline>
         </w:drawing>
       </w:r>
+      <w:bookmarkStart w:id="0" w:name="_GoBack"/>
+      <w:bookmarkEnd w:id="0"/>
     </w:p>
     <w:tbl>
       <w:tblPr>
@@ -2647,8 +2643,6 @@
                 </wp:inline>
               </w:drawing>
             </w:r>
-            <w:bookmarkStart w:id="0" w:name="_GoBack"/>
-            <w:bookmarkEnd w:id="0"/>
           </w:p>
         </w:tc>
       </w:tr>
